--- a/data/prospectus_updated.docx
+++ b/data/prospectus_updated.docx
@@ -330,6 +330,12 @@
     </w:p>
     <w:p>
       <w:pPr/>
+      <w:r>
+        <w:t>The method used to calculate overall exposure of the Compartment is the commitment approach.</w:t>
+      </w:r>
+    </w:p>
+    <w:p>
+      <w:pPr/>
     </w:p>
     <w:p>
       <w:pPr/>
@@ -337,7 +343,7 @@
         <w:rPr>
           <w:b/>
         </w:rPr>
-        <w:t xml:space="preserve">Sustainable Finance Disclosure Clause</w:t>
+        <w:t xml:space="preserve">Sustainable Finance Disclosure</w:t>
       </w:r>
     </w:p>
     <w:p>
@@ -346,17 +352,11 @@
         <w:rPr>
           <w:b w:val="0"/>
         </w:rPr>
-        <w:t xml:space="preserve">[CLAUSE CONTENT TO BE COMPLETED]</w:t>
+        <w:t xml:space="preserve">The Management Company ensures compliance with Regulation (EU) 2019/2088 (SFDR). Pre-contractual and periodic disclosures are made available to investors in accordance with the applicable regulatory requirements.</w:t>
       </w:r>
     </w:p>
     <w:p>
       <w:pPr/>
-    </w:p>
-    <w:p>
-      <w:pPr/>
-      <w:r>
-        <w:t>The method used to calculate overall exposure of the Compartment is the commitment approach.</w:t>
-      </w:r>
     </w:p>
     <w:p>
       <w:pPr/>
@@ -522,6 +522,12 @@
     </w:p>
     <w:p>
       <w:pPr/>
+      <w:r>
+        <w:t>The Management Company has implemented a conflicts of interest policy. Potential conflicts are managed through information barriers and escalation procedures.</w:t>
+      </w:r>
+    </w:p>
+    <w:p>
+      <w:pPr/>
     </w:p>
     <w:p>
       <w:pPr/>
@@ -529,7 +535,7 @@
         <w:rPr>
           <w:b/>
         </w:rPr>
-        <w:t xml:space="preserve">Stewardship Policy Clause</w:t>
+        <w:t xml:space="preserve">Stewardship Policy</w:t>
       </w:r>
     </w:p>
     <w:p>
@@ -538,17 +544,29 @@
         <w:rPr>
           <w:b w:val="0"/>
         </w:rPr>
-        <w:t xml:space="preserve">[CLAUSE CONTENT TO BE COMPLETED]</w:t>
+        <w:t xml:space="preserve">Monitor and engage with investee companies on ESG matters.</w:t>
       </w:r>
     </w:p>
     <w:p>
       <w:pPr/>
+      <w:r>
+        <w:rPr>
+          <w:b w:val="0"/>
+        </w:rPr>
+        <w:t xml:space="preserve">Exercise voting rights in accordance with the Stewardship Policy.</w:t>
+      </w:r>
     </w:p>
     <w:p>
       <w:pPr/>
       <w:r>
-        <w:t>The Management Company has implemented a conflicts of interest policy. Potential conflicts are managed through information barriers and escalation procedures.</w:t>
+        <w:rPr>
+          <w:b w:val="0"/>
+        </w:rPr>
+        <w:t xml:space="preserve">Disclose engagement and voting outcomes in the annual report.</w:t>
       </w:r>
+    </w:p>
+    <w:p>
+      <w:pPr/>
     </w:p>
     <w:p>
       <w:pPr/>
@@ -679,7 +697,16 @@
         <w:rPr>
           <w:b/>
         </w:rPr>
-        <w:t xml:space="preserve">German Investment Tax Act Clause</w:t>
+        <w:t xml:space="preserve">German Investment Tax Act</w:t>
+      </w:r>
+    </w:p>
+    <w:p>
+      <w:pPr/>
+      <w:r>
+        <w:rPr>
+          <w:b/>
+        </w:rPr>
+        <w:t xml:space="preserve">Equity fund status:</w:t>
       </w:r>
     </w:p>
     <w:p>
@@ -688,7 +715,25 @@
         <w:rPr>
           <w:b w:val="0"/>
         </w:rPr>
-        <w:t xml:space="preserve">[CLAUSE CONTENT TO BE COMPLETED]</w:t>
+        <w:t xml:space="preserve">At least 51% of the Compartment's assets consist of equity participations within the meaning of the German Investment Tax Act (InvStG).</w:t>
+      </w:r>
+    </w:p>
+    <w:p>
+      <w:pPr/>
+      <w:r>
+        <w:rPr>
+          <w:b/>
+        </w:rPr>
+        <w:t xml:space="preserve">Mixed fund status:</w:t>
+      </w:r>
+    </w:p>
+    <w:p>
+      <w:pPr/>
+      <w:r>
+        <w:rPr>
+          <w:b w:val="0"/>
+        </w:rPr>
+        <w:t xml:space="preserve">At least 25% of the Compartment's assets consist of equity participations within the meaning of the German Investment Tax Act (InvStG).</w:t>
       </w:r>
     </w:p>
     <w:p>
@@ -864,6 +909,12 @@
     </w:p>
     <w:p>
       <w:pPr/>
+      <w:r>
+        <w:t>The method used to calculate overall exposure of the Compartment is the value-at-risk (VaR) approach.</w:t>
+      </w:r>
+    </w:p>
+    <w:p>
+      <w:pPr/>
     </w:p>
     <w:p>
       <w:pPr/>
@@ -871,7 +922,7 @@
         <w:rPr>
           <w:b/>
         </w:rPr>
-        <w:t xml:space="preserve">Sustainable Finance Disclosure Clause</w:t>
+        <w:t xml:space="preserve">Sustainable Finance Disclosure</w:t>
       </w:r>
     </w:p>
     <w:p>
@@ -880,17 +931,11 @@
         <w:rPr>
           <w:b w:val="0"/>
         </w:rPr>
-        <w:t xml:space="preserve">[CLAUSE CONTENT TO BE COMPLETED]</w:t>
+        <w:t xml:space="preserve">The Management Company ensures compliance with Regulation (EU) 2019/2088 (SFDR). Pre-contractual and periodic disclosures are made available to investors in accordance with the applicable regulatory requirements.</w:t>
       </w:r>
     </w:p>
     <w:p>
       <w:pPr/>
-    </w:p>
-    <w:p>
-      <w:pPr/>
-      <w:r>
-        <w:t>The method used to calculate overall exposure of the Compartment is the value-at-risk (VaR) approach.</w:t>
-      </w:r>
     </w:p>
     <w:p>
       <w:pPr/>
@@ -1056,6 +1101,12 @@
     </w:p>
     <w:p>
       <w:pPr/>
+      <w:r>
+        <w:t>The Management Company has implemented a conflicts of interest policy. Potential conflicts are managed through information barriers and escalation procedures.</w:t>
+      </w:r>
+    </w:p>
+    <w:p>
+      <w:pPr/>
     </w:p>
     <w:p>
       <w:pPr/>
@@ -1063,7 +1114,7 @@
         <w:rPr>
           <w:b/>
         </w:rPr>
-        <w:t xml:space="preserve">Stewardship Policy Clause</w:t>
+        <w:t xml:space="preserve">Stewardship Policy</w:t>
       </w:r>
     </w:p>
     <w:p>
@@ -1072,17 +1123,29 @@
         <w:rPr>
           <w:b w:val="0"/>
         </w:rPr>
-        <w:t xml:space="preserve">[CLAUSE CONTENT TO BE COMPLETED]</w:t>
+        <w:t xml:space="preserve">Monitor and engage with investee companies on ESG matters.</w:t>
       </w:r>
     </w:p>
     <w:p>
       <w:pPr/>
+      <w:r>
+        <w:rPr>
+          <w:b w:val="0"/>
+        </w:rPr>
+        <w:t xml:space="preserve">Exercise voting rights in accordance with the Stewardship Policy.</w:t>
+      </w:r>
     </w:p>
     <w:p>
       <w:pPr/>
       <w:r>
-        <w:t>The Management Company has implemented a conflicts of interest policy. Potential conflicts are managed through information barriers and escalation procedures.</w:t>
+        <w:rPr>
+          <w:b w:val="0"/>
+        </w:rPr>
+        <w:t xml:space="preserve">Disclose engagement and voting outcomes in the annual report.</w:t>
       </w:r>
+    </w:p>
+    <w:p>
+      <w:pPr/>
     </w:p>
     <w:p>
       <w:pPr/>

--- a/data/prospectus_updated.docx
+++ b/data/prospectus_updated.docx
@@ -340,30 +340,6 @@
     <w:p>
       <w:pPr/>
       <w:r>
-        <w:rPr>
-          <w:b/>
-        </w:rPr>
-        <w:t xml:space="preserve">Sustainable Finance Disclosure</w:t>
-      </w:r>
-    </w:p>
-    <w:p>
-      <w:pPr/>
-      <w:r>
-        <w:rPr>
-          <w:b w:val="0"/>
-        </w:rPr>
-        <w:t xml:space="preserve">The Management Company ensures compliance with Regulation (EU) 2019/2088 (SFDR). Pre-contractual and periodic disclosures are made available to investors in accordance with the applicable regulatory requirements.</w:t>
-      </w:r>
-    </w:p>
-    <w:p>
-      <w:pPr/>
-    </w:p>
-    <w:p>
-      <w:pPr/>
-    </w:p>
-    <w:p>
-      <w:pPr/>
-      <w:r>
         <w:t>Interaction between the Compartment and the Master fund:</w:t>
       </w:r>
     </w:p>
@@ -441,6 +417,30 @@
       <w:r>
         <w:t>The Compartment uses no formal benchmark. Performance is assessed on an absolute return basis.</w:t>
       </w:r>
+    </w:p>
+    <w:p>
+      <w:pPr/>
+    </w:p>
+    <w:p>
+      <w:pPr/>
+      <w:r>
+        <w:rPr>
+          <w:b/>
+        </w:rPr>
+        <w:t xml:space="preserve">Sustainable Finance Disclosure</w:t>
+      </w:r>
+    </w:p>
+    <w:p>
+      <w:pPr/>
+      <w:r>
+        <w:rPr>
+          <w:b w:val="0"/>
+        </w:rPr>
+        <w:t xml:space="preserve">The Management Company ensures compliance with Regulation (EU) 2019/2088 (SFDR). Pre-contractual and periodic disclosures are made available to investors in accordance with the applicable regulatory requirements.</w:t>
+      </w:r>
+    </w:p>
+    <w:p>
+      <w:pPr/>
     </w:p>
     <w:p>
       <w:pPr/>
@@ -532,48 +532,6 @@
     <w:p>
       <w:pPr/>
       <w:r>
-        <w:rPr>
-          <w:b/>
-        </w:rPr>
-        <w:t xml:space="preserve">Stewardship Policy</w:t>
-      </w:r>
-    </w:p>
-    <w:p>
-      <w:pPr/>
-      <w:r>
-        <w:rPr>
-          <w:b w:val="0"/>
-        </w:rPr>
-        <w:t xml:space="preserve">Monitor and engage with investee companies on ESG matters.</w:t>
-      </w:r>
-    </w:p>
-    <w:p>
-      <w:pPr/>
-      <w:r>
-        <w:rPr>
-          <w:b w:val="0"/>
-        </w:rPr>
-        <w:t xml:space="preserve">Exercise voting rights in accordance with the Stewardship Policy.</w:t>
-      </w:r>
-    </w:p>
-    <w:p>
-      <w:pPr/>
-      <w:r>
-        <w:rPr>
-          <w:b w:val="0"/>
-        </w:rPr>
-        <w:t xml:space="preserve">Disclose engagement and voting outcomes in the annual report.</w:t>
-      </w:r>
-    </w:p>
-    <w:p>
-      <w:pPr/>
-    </w:p>
-    <w:p>
-      <w:pPr/>
-    </w:p>
-    <w:p>
-      <w:pPr/>
-      <w:r>
         <w:t>Shares Characteristics / Subscription and Redemption conditions:</w:t>
       </w:r>
     </w:p>
@@ -618,6 +576,48 @@
       <w:r>
         <w:t>SFDR Annex 1 - Pre-contractual disclosure for the financial products referred to in Article 8.</w:t>
       </w:r>
+    </w:p>
+    <w:p>
+      <w:pPr/>
+    </w:p>
+    <w:p>
+      <w:pPr/>
+      <w:r>
+        <w:rPr>
+          <w:b/>
+        </w:rPr>
+        <w:t xml:space="preserve">Stewardship Policy</w:t>
+      </w:r>
+    </w:p>
+    <w:p>
+      <w:pPr/>
+      <w:r>
+        <w:rPr>
+          <w:b w:val="0"/>
+        </w:rPr>
+        <w:t xml:space="preserve">Monitor and engage with investee companies on ESG matters.</w:t>
+      </w:r>
+    </w:p>
+    <w:p>
+      <w:pPr/>
+      <w:r>
+        <w:rPr>
+          <w:b w:val="0"/>
+        </w:rPr>
+        <w:t xml:space="preserve">Exercise voting rights in accordance with the Stewardship Policy.</w:t>
+      </w:r>
+    </w:p>
+    <w:p>
+      <w:pPr/>
+      <w:r>
+        <w:rPr>
+          <w:b w:val="0"/>
+        </w:rPr>
+        <w:t xml:space="preserve">Disclose engagement and voting outcomes in the annual report.</w:t>
+      </w:r>
+    </w:p>
+    <w:p>
+      <w:pPr/>
     </w:p>
     <w:p>
       <w:pPr/>
@@ -919,30 +919,6 @@
     <w:p>
       <w:pPr/>
       <w:r>
-        <w:rPr>
-          <w:b/>
-        </w:rPr>
-        <w:t xml:space="preserve">Sustainable Finance Disclosure</w:t>
-      </w:r>
-    </w:p>
-    <w:p>
-      <w:pPr/>
-      <w:r>
-        <w:rPr>
-          <w:b w:val="0"/>
-        </w:rPr>
-        <w:t xml:space="preserve">The Management Company ensures compliance with Regulation (EU) 2019/2088 (SFDR). Pre-contractual and periodic disclosures are made available to investors in accordance with the applicable regulatory requirements.</w:t>
-      </w:r>
-    </w:p>
-    <w:p>
-      <w:pPr/>
-    </w:p>
-    <w:p>
-      <w:pPr/>
-    </w:p>
-    <w:p>
-      <w:pPr/>
-      <w:r>
         <w:t>Interaction between the Compartment and the Master fund:</w:t>
       </w:r>
     </w:p>
@@ -1020,6 +996,30 @@
       <w:r>
         <w:t>The Compartment uses no formal benchmark. Performance is assessed on an absolute return basis.</w:t>
       </w:r>
+    </w:p>
+    <w:p>
+      <w:pPr/>
+    </w:p>
+    <w:p>
+      <w:pPr/>
+      <w:r>
+        <w:rPr>
+          <w:b/>
+        </w:rPr>
+        <w:t xml:space="preserve">Sustainable Finance Disclosure</w:t>
+      </w:r>
+    </w:p>
+    <w:p>
+      <w:pPr/>
+      <w:r>
+        <w:rPr>
+          <w:b w:val="0"/>
+        </w:rPr>
+        <w:t xml:space="preserve">The Management Company ensures compliance with Regulation (EU) 2019/2088 (SFDR). Pre-contractual and periodic disclosures are made available to investors in accordance with the applicable regulatory requirements.</w:t>
+      </w:r>
+    </w:p>
+    <w:p>
+      <w:pPr/>
     </w:p>
     <w:p>
       <w:pPr/>
@@ -1111,48 +1111,6 @@
     <w:p>
       <w:pPr/>
       <w:r>
-        <w:rPr>
-          <w:b/>
-        </w:rPr>
-        <w:t xml:space="preserve">Stewardship Policy</w:t>
-      </w:r>
-    </w:p>
-    <w:p>
-      <w:pPr/>
-      <w:r>
-        <w:rPr>
-          <w:b w:val="0"/>
-        </w:rPr>
-        <w:t xml:space="preserve">Monitor and engage with investee companies on ESG matters.</w:t>
-      </w:r>
-    </w:p>
-    <w:p>
-      <w:pPr/>
-      <w:r>
-        <w:rPr>
-          <w:b w:val="0"/>
-        </w:rPr>
-        <w:t xml:space="preserve">Exercise voting rights in accordance with the Stewardship Policy.</w:t>
-      </w:r>
-    </w:p>
-    <w:p>
-      <w:pPr/>
-      <w:r>
-        <w:rPr>
-          <w:b w:val="0"/>
-        </w:rPr>
-        <w:t xml:space="preserve">Disclose engagement and voting outcomes in the annual report.</w:t>
-      </w:r>
-    </w:p>
-    <w:p>
-      <w:pPr/>
-    </w:p>
-    <w:p>
-      <w:pPr/>
-    </w:p>
-    <w:p>
-      <w:pPr/>
-      <w:r>
         <w:t>Shares Characteristics / Subscription and Redemption conditions:</w:t>
       </w:r>
     </w:p>
@@ -1197,6 +1155,48 @@
       <w:r>
         <w:t>SFDR Annex 2 - Pre-contractual disclosure for the financial products referred to in Article 8.</w:t>
       </w:r>
+    </w:p>
+    <w:p>
+      <w:pPr/>
+    </w:p>
+    <w:p>
+      <w:pPr/>
+      <w:r>
+        <w:rPr>
+          <w:b/>
+        </w:rPr>
+        <w:t xml:space="preserve">Stewardship Policy</w:t>
+      </w:r>
+    </w:p>
+    <w:p>
+      <w:pPr/>
+      <w:r>
+        <w:rPr>
+          <w:b w:val="0"/>
+        </w:rPr>
+        <w:t xml:space="preserve">Monitor and engage with investee companies on ESG matters.</w:t>
+      </w:r>
+    </w:p>
+    <w:p>
+      <w:pPr/>
+      <w:r>
+        <w:rPr>
+          <w:b w:val="0"/>
+        </w:rPr>
+        <w:t xml:space="preserve">Exercise voting rights in accordance with the Stewardship Policy.</w:t>
+      </w:r>
+    </w:p>
+    <w:p>
+      <w:pPr/>
+      <w:r>
+        <w:rPr>
+          <w:b w:val="0"/>
+        </w:rPr>
+        <w:t xml:space="preserve">Disclose engagement and voting outcomes in the annual report.</w:t>
+      </w:r>
+    </w:p>
+    <w:p>
+      <w:pPr/>
     </w:p>
     <w:p>
       <w:pPr/>
